--- a/landing-page/program-detail/girne-american-university/mba/03-mba-in-international-business-management.docx
+++ b/landing-page/program-detail/girne-american-university/mba/03-mba-in-international-business-management.docx
@@ -953,7 +953,7 @@
     </w:p>
     <w:p>
       <w:r>
-        <w:t>Taggd's 2026 GCC study reports nine in ten employers struggling to find qualified candidates, and roles spanning markets are the hardest to fill from within.</w:t>
+        <w:t>Across the Gulf, employers keep reporting shortages of qualified candidates, and roles spanning markets are the hardest to fill from within.</w:t>
       </w:r>
     </w:p>
     <w:p>

--- a/landing-page/program-detail/girne-american-university/mba/03-mba-in-international-business-management.docx
+++ b/landing-page/program-detail/girne-american-university/mba/03-mba-in-international-business-management.docx
@@ -38,7 +38,7 @@
         <w:t xml:space="preserve">Meta Description: </w:t>
       </w:r>
       <w:r>
-        <w:t>12 to 15-month MBA in International Business Management from Girne American University. Online study from the UAE, AED instalments. Enquire now.</w:t>
+        <w:t>12 to 15-month MBA in International Business Management from Girne American University. Online study from the UAE, AED installments. Enquire now.</w:t>
       </w:r>
     </w:p>
     <w:p>
@@ -126,7 +126,7 @@
         <w:pStyle w:val="Heading2"/>
       </w:pPr>
       <w:r>
-        <w:t>Programme at a Glance</w:t>
+        <w:t>Program At A Glance</w:t>
       </w:r>
     </w:p>
     <w:tbl>
@@ -331,12 +331,12 @@
         <w:pStyle w:val="Heading2"/>
       </w:pPr>
       <w:r>
-        <w:t>Programme Overview</w:t>
+        <w:t>Program Overview</w:t>
       </w:r>
     </w:p>
     <w:p>
       <w:r>
-        <w:t>International business fails in predictable places: a contract clause nobody read, a marketing campaign translated without thinking, an HR policy that collides with another country's labour law. This MBA works through exactly those failure points. The management core comes first, then coursework aimed at international trade operations, global marketing, human resource management across jurisdictions, and the leadership strategies that hold it together, with a graduate research project closing the degree.</w:t>
+        <w:t>International business fails in predictable places: a contract clause nobody read, a marketing campaign translated without thinking, an HR policy that collides with another country's labor law. This MBA works through exactly those failure points. The management core comes first, then coursework aimed at international trade operations, global marketing, human resource management across jurisdictions, and the leadership strategies that hold it together, with a graduate research project closing the degree.</w:t>
       </w:r>
     </w:p>
     <w:p>
@@ -349,7 +349,7 @@
         <w:pStyle w:val="Heading2"/>
       </w:pPr>
       <w:r>
-        <w:t>Why Choose This Programme</w:t>
+        <w:t>Why Choose This Program</w:t>
       </w:r>
     </w:p>
     <w:p>
@@ -370,12 +370,12 @@
         <w:rPr>
           <w:b/>
         </w:rPr>
-        <w:t>Fifteen months, maximum</w:t>
+        <w:t>15 months, maximum</w:t>
       </w:r>
     </w:p>
     <w:p>
       <w:r>
-        <w:t>Mobile careers do not pause for two-year degrees. The upper bound here is fifteen months, and the delivery bends around travel weeks.</w:t>
+        <w:t>Mobile careers do not pause for two-year degrees. The upper bound here is 15 months, and the delivery bends around travel weeks.</w:t>
       </w:r>
     </w:p>
     <w:p>
@@ -409,12 +409,12 @@
         <w:rPr>
           <w:b/>
         </w:rPr>
-        <w:t>Instalments in dirhams</w:t>
+        <w:t>Installments in dirhams</w:t>
       </w:r>
     </w:p>
     <w:p>
       <w:r>
-        <w:t>Monthly AED payments, interest-free, agreed in writing before the programme starts.</w:t>
+        <w:t>Monthly AED payments, interest-free, agreed in writing before the program starts.</w:t>
       </w:r>
     </w:p>
     <w:p>
@@ -606,7 +606,7 @@
         <w:pStyle w:val="Heading2"/>
       </w:pPr>
       <w:r>
-        <w:t>Programme Structure</w:t>
+        <w:t>Program Structure</w:t>
       </w:r>
     </w:p>
     <w:p>
@@ -745,7 +745,7 @@
               <w:rPr>
                 <w:sz w:val="20"/>
               </w:rPr>
-              <w:t>One success coach from enrolment to graduation</w:t>
+              <w:t>One success coach from enrollment to graduation</w:t>
             </w:r>
           </w:p>
         </w:tc>
@@ -819,7 +819,7 @@
                 <w:b/>
                 <w:sz w:val="20"/>
               </w:rPr>
-              <w:t>Affordable instalments</w:t>
+              <w:t>Affordable installments</w:t>
             </w:r>
           </w:p>
         </w:tc>
@@ -890,7 +890,7 @@
               <w:rPr>
                 <w:sz w:val="20"/>
               </w:rPr>
-              <w:t>Enrolment handled with you, step by step</w:t>
+              <w:t>Enrollment handled with you, step by step</w:t>
             </w:r>
           </w:p>
         </w:tc>
@@ -961,12 +961,12 @@
         <w:rPr>
           <w:b/>
         </w:rPr>
-        <w:t>Fifteen months suits mobile careers</w:t>
+        <w:t>15 months suits mobile careers</w:t>
       </w:r>
     </w:p>
     <w:p>
       <w:r>
-        <w:t>People aiming at international postings rarely have two years to spare. The degree's upper bound is fifteen months, and it was designed assuming you travel.</w:t>
+        <w:t>People aiming at international postings rarely have 2 years to spare. The degree's upper bound is 15 months, and it was designed assuming you travel.</w:t>
       </w:r>
     </w:p>
     <w:p>
@@ -1070,7 +1070,7 @@
                 <w:b/>
                 <w:sz w:val="20"/>
               </w:rPr>
-              <w:t>Monthly Instalments</w:t>
+              <w:t>Monthly Installments</w:t>
             </w:r>
           </w:p>
         </w:tc>
@@ -1155,7 +1155,7 @@
         <w:t xml:space="preserve">Request the fee structure: </w:t>
       </w:r>
       <w:r>
-        <w:t>Fees depend on the intake and your admission profile, so no fixed figure is printed here. Admissions sends the personal breakdown in writing, free and without obligation. Across our Master's programmes, totals usually sit between AED 16,000 and 40,000.</w:t>
+        <w:t>Fees depend on the intake and your admission profile, so no fixed figure is printed here. Admissions sends the personal breakdown in writing, free and without obligation. Across our Master's programs, totals usually sit between AED 16,000 and 40,000.</w:t>
       </w:r>
     </w:p>
     <w:sectPr>
